--- a/public/files/iqac/downloads/EOMS/MDF/WORD/15_MinutesofMeeting.docx
+++ b/public/files/iqac/downloads/EOMS/MDF/WORD/15_MinutesofMeeting.docx
@@ -38,6 +38,7 @@
                 <w:noProof/>
                 <w:sz w:val="24"/>
                 <w:szCs w:val="24"/>
+                <w:lang w:bidi="ta-IN"/>
               </w:rPr>
               <w:drawing>
                 <wp:inline distT="0" distB="0" distL="0" distR="0">
@@ -60,7 +61,7 @@
                           <a:blip r:embed="rId8" cstate="print">
                             <a:extLst>
                               <a:ext uri="{28A0092B-C50C-407E-A947-70E740481C1C}">
-                                <a14:useLocalDpi xmlns="" xmlns:wpc="http://schemas.microsoft.com/office/word/2010/wordprocessingCanvas" xmlns:mc="http://schemas.openxmlformats.org/markup-compatibility/2006" xmlns:o="urn:schemas-microsoft-com:office:office" xmlns:v="urn:schemas-microsoft-com:vml" xmlns:wp14="http://schemas.microsoft.com/office/word/2010/wordprocessingDrawing" xmlns:w10="urn:schemas-microsoft-com:office:word" xmlns:w="http://schemas.openxmlformats.org/wordprocessingml/2006/main" xmlns:w14="http://schemas.microsoft.com/office/word/2010/wordml" xmlns:w15="http://schemas.microsoft.com/office/word/2012/wordml" xmlns:wpg="http://schemas.microsoft.com/office/word/2010/wordprocessingGroup" xmlns:wpi="http://schemas.microsoft.com/office/word/2010/wordprocessingInk" xmlns:wps="http://schemas.microsoft.com/office/word/2010/wordprocessingShape" xmlns:a14="http://schemas.microsoft.com/office/drawing/2010/main" val="0"/>
+                                <a14:useLocalDpi xmlns:a14="http://schemas.microsoft.com/office/drawing/2010/main" xmlns:wps="http://schemas.microsoft.com/office/word/2010/wordprocessingShape" xmlns:wpi="http://schemas.microsoft.com/office/word/2010/wordprocessingInk" xmlns:wpg="http://schemas.microsoft.com/office/word/2010/wordprocessingGroup" xmlns:w15="http://schemas.microsoft.com/office/word/2012/wordml" xmlns:w14="http://schemas.microsoft.com/office/word/2010/wordml" xmlns:w="http://schemas.openxmlformats.org/wordprocessingml/2006/main" xmlns:w10="urn:schemas-microsoft-com:office:word" xmlns:wp14="http://schemas.microsoft.com/office/word/2010/wordprocessingDrawing" xmlns:v="urn:schemas-microsoft-com:vml" xmlns:o="urn:schemas-microsoft-com:office:office" xmlns:mc="http://schemas.openxmlformats.org/markup-compatibility/2006" xmlns:wpc="http://schemas.microsoft.com/office/word/2010/wordprocessingCanvas" xmlns="" val="0"/>
                               </a:ext>
                             </a:extLst>
                           </a:blip>
@@ -865,6 +866,7 @@
                 <w:noProof/>
                 <w:sz w:val="24"/>
                 <w:szCs w:val="24"/>
+                <w:lang w:bidi="ta-IN"/>
               </w:rPr>
               <w:lastRenderedPageBreak/>
               <w:drawing>
@@ -888,7 +890,7 @@
                           <a:blip r:embed="rId8" cstate="print">
                             <a:extLst>
                               <a:ext uri="{28A0092B-C50C-407E-A947-70E740481C1C}">
-                                <a14:useLocalDpi xmlns="" xmlns:wpc="http://schemas.microsoft.com/office/word/2010/wordprocessingCanvas" xmlns:mc="http://schemas.openxmlformats.org/markup-compatibility/2006" xmlns:o="urn:schemas-microsoft-com:office:office" xmlns:v="urn:schemas-microsoft-com:vml" xmlns:wp14="http://schemas.microsoft.com/office/word/2010/wordprocessingDrawing" xmlns:w10="urn:schemas-microsoft-com:office:word" xmlns:w="http://schemas.openxmlformats.org/wordprocessingml/2006/main" xmlns:w14="http://schemas.microsoft.com/office/word/2010/wordml" xmlns:w15="http://schemas.microsoft.com/office/word/2012/wordml" xmlns:wpg="http://schemas.microsoft.com/office/word/2010/wordprocessingGroup" xmlns:wpi="http://schemas.microsoft.com/office/word/2010/wordprocessingInk" xmlns:wps="http://schemas.microsoft.com/office/word/2010/wordprocessingShape" xmlns:a14="http://schemas.microsoft.com/office/drawing/2010/main" val="0"/>
+                                <a14:useLocalDpi xmlns:a14="http://schemas.microsoft.com/office/drawing/2010/main" xmlns:wps="http://schemas.microsoft.com/office/word/2010/wordprocessingShape" xmlns:wpi="http://schemas.microsoft.com/office/word/2010/wordprocessingInk" xmlns:wpg="http://schemas.microsoft.com/office/word/2010/wordprocessingGroup" xmlns:w15="http://schemas.microsoft.com/office/word/2012/wordml" xmlns:w14="http://schemas.microsoft.com/office/word/2010/wordml" xmlns:w="http://schemas.openxmlformats.org/wordprocessingml/2006/main" xmlns:w10="urn:schemas-microsoft-com:office:word" xmlns:wp14="http://schemas.microsoft.com/office/word/2010/wordprocessingDrawing" xmlns:v="urn:schemas-microsoft-com:vml" xmlns:o="urn:schemas-microsoft-com:office:office" xmlns:mc="http://schemas.openxmlformats.org/markup-compatibility/2006" xmlns:wpc="http://schemas.microsoft.com/office/word/2010/wordprocessingCanvas" xmlns="" val="0"/>
                               </a:ext>
                             </a:extLst>
                           </a:blip>
@@ -1563,12 +1565,21 @@
                 <w:b/>
               </w:rPr>
             </w:pPr>
-            <w:r>
-              <w:rPr>
-                <w:rFonts w:ascii="Times New Roman" w:hAnsi="Times New Roman"/>
-                <w:b/>
-              </w:rPr>
-              <w:t>S.No.</w:t>
+            <w:proofErr w:type="spellStart"/>
+            <w:r>
+              <w:rPr>
+                <w:rFonts w:ascii="Times New Roman" w:hAnsi="Times New Roman"/>
+                <w:b/>
+              </w:rPr>
+              <w:t>S.No</w:t>
+            </w:r>
+            <w:proofErr w:type="spellEnd"/>
+            <w:r>
+              <w:rPr>
+                <w:rFonts w:ascii="Times New Roman" w:hAnsi="Times New Roman"/>
+                <w:b/>
+              </w:rPr>
+              <w:t>.</w:t>
             </w:r>
           </w:p>
         </w:tc>
@@ -2439,6 +2450,7 @@
                 <w:noProof/>
                 <w:sz w:val="24"/>
                 <w:szCs w:val="24"/>
+                <w:lang w:bidi="ta-IN"/>
               </w:rPr>
               <w:lastRenderedPageBreak/>
               <w:drawing>
@@ -2462,7 +2474,7 @@
                           <a:blip r:embed="rId8" cstate="print">
                             <a:extLst>
                               <a:ext uri="{28A0092B-C50C-407E-A947-70E740481C1C}">
-                                <a14:useLocalDpi xmlns="" xmlns:wpc="http://schemas.microsoft.com/office/word/2010/wordprocessingCanvas" xmlns:mc="http://schemas.openxmlformats.org/markup-compatibility/2006" xmlns:o="urn:schemas-microsoft-com:office:office" xmlns:v="urn:schemas-microsoft-com:vml" xmlns:wp14="http://schemas.microsoft.com/office/word/2010/wordprocessingDrawing" xmlns:w10="urn:schemas-microsoft-com:office:word" xmlns:w="http://schemas.openxmlformats.org/wordprocessingml/2006/main" xmlns:w14="http://schemas.microsoft.com/office/word/2010/wordml" xmlns:w15="http://schemas.microsoft.com/office/word/2012/wordml" xmlns:wpg="http://schemas.microsoft.com/office/word/2010/wordprocessingGroup" xmlns:wpi="http://schemas.microsoft.com/office/word/2010/wordprocessingInk" xmlns:wps="http://schemas.microsoft.com/office/word/2010/wordprocessingShape" xmlns:a14="http://schemas.microsoft.com/office/drawing/2010/main" val="0"/>
+                                <a14:useLocalDpi xmlns:a14="http://schemas.microsoft.com/office/drawing/2010/main" xmlns:wps="http://schemas.microsoft.com/office/word/2010/wordprocessingShape" xmlns:wpi="http://schemas.microsoft.com/office/word/2010/wordprocessingInk" xmlns:wpg="http://schemas.microsoft.com/office/word/2010/wordprocessingGroup" xmlns:w15="http://schemas.microsoft.com/office/word/2012/wordml" xmlns:w14="http://schemas.microsoft.com/office/word/2010/wordml" xmlns:w="http://schemas.openxmlformats.org/wordprocessingml/2006/main" xmlns:w10="urn:schemas-microsoft-com:office:word" xmlns:wp14="http://schemas.microsoft.com/office/word/2010/wordprocessingDrawing" xmlns:v="urn:schemas-microsoft-com:vml" xmlns:o="urn:schemas-microsoft-com:office:office" xmlns:mc="http://schemas.openxmlformats.org/markup-compatibility/2006" xmlns:wpc="http://schemas.microsoft.com/office/word/2010/wordprocessingCanvas" xmlns="" val="0"/>
                               </a:ext>
                             </a:extLst>
                           </a:blip>
@@ -3377,6 +3389,7 @@
                 <w:noProof/>
                 <w:sz w:val="24"/>
                 <w:szCs w:val="24"/>
+                <w:lang w:bidi="ta-IN"/>
               </w:rPr>
               <w:lastRenderedPageBreak/>
               <w:drawing>
@@ -3400,7 +3413,7 @@
                           <a:blip r:embed="rId8" cstate="print">
                             <a:extLst>
                               <a:ext uri="{28A0092B-C50C-407E-A947-70E740481C1C}">
-                                <a14:useLocalDpi xmlns="" xmlns:wpc="http://schemas.microsoft.com/office/word/2010/wordprocessingCanvas" xmlns:mc="http://schemas.openxmlformats.org/markup-compatibility/2006" xmlns:o="urn:schemas-microsoft-com:office:office" xmlns:v="urn:schemas-microsoft-com:vml" xmlns:wp14="http://schemas.microsoft.com/office/word/2010/wordprocessingDrawing" xmlns:w10="urn:schemas-microsoft-com:office:word" xmlns:w="http://schemas.openxmlformats.org/wordprocessingml/2006/main" xmlns:w14="http://schemas.microsoft.com/office/word/2010/wordml" xmlns:w15="http://schemas.microsoft.com/office/word/2012/wordml" xmlns:wpg="http://schemas.microsoft.com/office/word/2010/wordprocessingGroup" xmlns:wpi="http://schemas.microsoft.com/office/word/2010/wordprocessingInk" xmlns:wps="http://schemas.microsoft.com/office/word/2010/wordprocessingShape" xmlns:a14="http://schemas.microsoft.com/office/drawing/2010/main" val="0"/>
+                                <a14:useLocalDpi xmlns:a14="http://schemas.microsoft.com/office/drawing/2010/main" xmlns:wps="http://schemas.microsoft.com/office/word/2010/wordprocessingShape" xmlns:wpi="http://schemas.microsoft.com/office/word/2010/wordprocessingInk" xmlns:wpg="http://schemas.microsoft.com/office/word/2010/wordprocessingGroup" xmlns:w15="http://schemas.microsoft.com/office/word/2012/wordml" xmlns:w14="http://schemas.microsoft.com/office/word/2010/wordml" xmlns:w="http://schemas.openxmlformats.org/wordprocessingml/2006/main" xmlns:w10="urn:schemas-microsoft-com:office:word" xmlns:wp14="http://schemas.microsoft.com/office/word/2010/wordprocessingDrawing" xmlns:v="urn:schemas-microsoft-com:vml" xmlns:o="urn:schemas-microsoft-com:office:office" xmlns:mc="http://schemas.openxmlformats.org/markup-compatibility/2006" xmlns:wpc="http://schemas.microsoft.com/office/word/2010/wordprocessingCanvas" xmlns="" val="0"/>
                               </a:ext>
                             </a:extLst>
                           </a:blip>
@@ -4084,14 +4097,25 @@
                 <w:szCs w:val="24"/>
               </w:rPr>
             </w:pPr>
-            <w:r>
-              <w:rPr>
-                <w:rFonts w:ascii="Times New Roman" w:hAnsi="Times New Roman"/>
-                <w:b/>
-                <w:sz w:val="24"/>
-                <w:szCs w:val="24"/>
-              </w:rPr>
-              <w:t>S.No.</w:t>
+            <w:proofErr w:type="spellStart"/>
+            <w:r>
+              <w:rPr>
+                <w:rFonts w:ascii="Times New Roman" w:hAnsi="Times New Roman"/>
+                <w:b/>
+                <w:sz w:val="24"/>
+                <w:szCs w:val="24"/>
+              </w:rPr>
+              <w:t>S.No</w:t>
+            </w:r>
+            <w:proofErr w:type="spellEnd"/>
+            <w:r>
+              <w:rPr>
+                <w:rFonts w:ascii="Times New Roman" w:hAnsi="Times New Roman"/>
+                <w:b/>
+                <w:sz w:val="24"/>
+                <w:szCs w:val="24"/>
+              </w:rPr>
+              <w:t>.</w:t>
             </w:r>
           </w:p>
         </w:tc>
@@ -5003,6 +5027,7 @@
                 <w:noProof/>
                 <w:sz w:val="24"/>
                 <w:szCs w:val="24"/>
+                <w:lang w:bidi="ta-IN"/>
               </w:rPr>
               <w:lastRenderedPageBreak/>
               <w:drawing>
@@ -5026,7 +5051,7 @@
                           <a:blip r:embed="rId8" cstate="print">
                             <a:extLst>
                               <a:ext uri="{28A0092B-C50C-407E-A947-70E740481C1C}">
-                                <a14:useLocalDpi xmlns="" xmlns:wpc="http://schemas.microsoft.com/office/word/2010/wordprocessingCanvas" xmlns:mc="http://schemas.openxmlformats.org/markup-compatibility/2006" xmlns:o="urn:schemas-microsoft-com:office:office" xmlns:v="urn:schemas-microsoft-com:vml" xmlns:wp14="http://schemas.microsoft.com/office/word/2010/wordprocessingDrawing" xmlns:w10="urn:schemas-microsoft-com:office:word" xmlns:w="http://schemas.openxmlformats.org/wordprocessingml/2006/main" xmlns:w14="http://schemas.microsoft.com/office/word/2010/wordml" xmlns:w15="http://schemas.microsoft.com/office/word/2012/wordml" xmlns:wpg="http://schemas.microsoft.com/office/word/2010/wordprocessingGroup" xmlns:wpi="http://schemas.microsoft.com/office/word/2010/wordprocessingInk" xmlns:wps="http://schemas.microsoft.com/office/word/2010/wordprocessingShape" xmlns:a14="http://schemas.microsoft.com/office/drawing/2010/main" val="0"/>
+                                <a14:useLocalDpi xmlns:a14="http://schemas.microsoft.com/office/drawing/2010/main" xmlns:wps="http://schemas.microsoft.com/office/word/2010/wordprocessingShape" xmlns:wpi="http://schemas.microsoft.com/office/word/2010/wordprocessingInk" xmlns:wpg="http://schemas.microsoft.com/office/word/2010/wordprocessingGroup" xmlns:w15="http://schemas.microsoft.com/office/word/2012/wordml" xmlns:w14="http://schemas.microsoft.com/office/word/2010/wordml" xmlns:w="http://schemas.openxmlformats.org/wordprocessingml/2006/main" xmlns:w10="urn:schemas-microsoft-com:office:word" xmlns:wp14="http://schemas.microsoft.com/office/word/2010/wordprocessingDrawing" xmlns:v="urn:schemas-microsoft-com:vml" xmlns:o="urn:schemas-microsoft-com:office:office" xmlns:mc="http://schemas.openxmlformats.org/markup-compatibility/2006" xmlns:wpc="http://schemas.microsoft.com/office/word/2010/wordprocessingCanvas" xmlns="" val="0"/>
                               </a:ext>
                             </a:extLst>
                           </a:blip>
@@ -5936,6 +5961,7 @@
                 <w:noProof/>
                 <w:sz w:val="24"/>
                 <w:szCs w:val="24"/>
+                <w:lang w:bidi="ta-IN"/>
               </w:rPr>
               <w:lastRenderedPageBreak/>
               <w:drawing>
@@ -5959,7 +5985,7 @@
                           <a:blip r:embed="rId8" cstate="print">
                             <a:extLst>
                               <a:ext uri="{28A0092B-C50C-407E-A947-70E740481C1C}">
-                                <a14:useLocalDpi xmlns="" xmlns:wpc="http://schemas.microsoft.com/office/word/2010/wordprocessingCanvas" xmlns:mc="http://schemas.openxmlformats.org/markup-compatibility/2006" xmlns:o="urn:schemas-microsoft-com:office:office" xmlns:v="urn:schemas-microsoft-com:vml" xmlns:wp14="http://schemas.microsoft.com/office/word/2010/wordprocessingDrawing" xmlns:w10="urn:schemas-microsoft-com:office:word" xmlns:w="http://schemas.openxmlformats.org/wordprocessingml/2006/main" xmlns:w14="http://schemas.microsoft.com/office/word/2010/wordml" xmlns:w15="http://schemas.microsoft.com/office/word/2012/wordml" xmlns:wpg="http://schemas.microsoft.com/office/word/2010/wordprocessingGroup" xmlns:wpi="http://schemas.microsoft.com/office/word/2010/wordprocessingInk" xmlns:wps="http://schemas.microsoft.com/office/word/2010/wordprocessingShape" xmlns:a14="http://schemas.microsoft.com/office/drawing/2010/main" val="0"/>
+                                <a14:useLocalDpi xmlns:a14="http://schemas.microsoft.com/office/drawing/2010/main" xmlns:wps="http://schemas.microsoft.com/office/word/2010/wordprocessingShape" xmlns:wpi="http://schemas.microsoft.com/office/word/2010/wordprocessingInk" xmlns:wpg="http://schemas.microsoft.com/office/word/2010/wordprocessingGroup" xmlns:w15="http://schemas.microsoft.com/office/word/2012/wordml" xmlns:w14="http://schemas.microsoft.com/office/word/2010/wordml" xmlns:w="http://schemas.openxmlformats.org/wordprocessingml/2006/main" xmlns:w10="urn:schemas-microsoft-com:office:word" xmlns:wp14="http://schemas.microsoft.com/office/word/2010/wordprocessingDrawing" xmlns:v="urn:schemas-microsoft-com:vml" xmlns:o="urn:schemas-microsoft-com:office:office" xmlns:mc="http://schemas.openxmlformats.org/markup-compatibility/2006" xmlns:wpc="http://schemas.microsoft.com/office/word/2010/wordprocessingCanvas" xmlns="" val="0"/>
                               </a:ext>
                             </a:extLst>
                           </a:blip>
@@ -6641,12 +6667,21 @@
                 <w:b/>
               </w:rPr>
             </w:pPr>
-            <w:r>
-              <w:rPr>
-                <w:rFonts w:ascii="Times New Roman" w:hAnsi="Times New Roman"/>
-                <w:b/>
-              </w:rPr>
-              <w:t>S.No.</w:t>
+            <w:proofErr w:type="spellStart"/>
+            <w:r>
+              <w:rPr>
+                <w:rFonts w:ascii="Times New Roman" w:hAnsi="Times New Roman"/>
+                <w:b/>
+              </w:rPr>
+              <w:t>S.No</w:t>
+            </w:r>
+            <w:proofErr w:type="spellEnd"/>
+            <w:r>
+              <w:rPr>
+                <w:rFonts w:ascii="Times New Roman" w:hAnsi="Times New Roman"/>
+                <w:b/>
+              </w:rPr>
+              <w:t>.</w:t>
             </w:r>
           </w:p>
         </w:tc>
@@ -7445,14 +7480,25 @@
           <w:szCs w:val="24"/>
         </w:rPr>
       </w:pPr>
-      <w:r>
-        <w:rPr>
-          <w:rFonts w:ascii="Times New Roman" w:hAnsi="Times New Roman"/>
-          <w:b/>
-          <w:sz w:val="24"/>
-          <w:szCs w:val="24"/>
-        </w:rPr>
-        <w:t>BoS coordinator</w:t>
+      <w:proofErr w:type="spellStart"/>
+      <w:r>
+        <w:rPr>
+          <w:rFonts w:ascii="Times New Roman" w:hAnsi="Times New Roman"/>
+          <w:b/>
+          <w:sz w:val="24"/>
+          <w:szCs w:val="24"/>
+        </w:rPr>
+        <w:t>BoS</w:t>
+      </w:r>
+      <w:proofErr w:type="spellEnd"/>
+      <w:r>
+        <w:rPr>
+          <w:rFonts w:ascii="Times New Roman" w:hAnsi="Times New Roman"/>
+          <w:b/>
+          <w:sz w:val="24"/>
+          <w:szCs w:val="24"/>
+        </w:rPr>
+        <w:t xml:space="preserve"> coordinator</w:t>
       </w:r>
       <w:r>
         <w:rPr>
@@ -7526,14 +7572,25 @@
         </w:rPr>
         <w:tab/>
       </w:r>
-      <w:r>
-        <w:rPr>
-          <w:rFonts w:ascii="Times New Roman" w:hAnsi="Times New Roman"/>
-          <w:b/>
-          <w:sz w:val="24"/>
-          <w:szCs w:val="24"/>
-        </w:rPr>
-        <w:t>BoS Chairman</w:t>
+      <w:proofErr w:type="spellStart"/>
+      <w:r>
+        <w:rPr>
+          <w:rFonts w:ascii="Times New Roman" w:hAnsi="Times New Roman"/>
+          <w:b/>
+          <w:sz w:val="24"/>
+          <w:szCs w:val="24"/>
+        </w:rPr>
+        <w:t>BoS</w:t>
+      </w:r>
+      <w:proofErr w:type="spellEnd"/>
+      <w:r>
+        <w:rPr>
+          <w:rFonts w:ascii="Times New Roman" w:hAnsi="Times New Roman"/>
+          <w:b/>
+          <w:sz w:val="24"/>
+          <w:szCs w:val="24"/>
+        </w:rPr>
+        <w:t xml:space="preserve"> Chairman</w:t>
       </w:r>
     </w:p>
     <w:p>
@@ -7594,6 +7651,7 @@
                 <w:noProof/>
                 <w:sz w:val="24"/>
                 <w:szCs w:val="24"/>
+                <w:lang w:bidi="ta-IN"/>
               </w:rPr>
               <w:lastRenderedPageBreak/>
               <w:drawing>
@@ -7617,7 +7675,7 @@
                           <a:blip r:embed="rId8" cstate="print">
                             <a:extLst>
                               <a:ext uri="{28A0092B-C50C-407E-A947-70E740481C1C}">
-                                <a14:useLocalDpi xmlns="" xmlns:wpc="http://schemas.microsoft.com/office/word/2010/wordprocessingCanvas" xmlns:mc="http://schemas.openxmlformats.org/markup-compatibility/2006" xmlns:o="urn:schemas-microsoft-com:office:office" xmlns:v="urn:schemas-microsoft-com:vml" xmlns:wp14="http://schemas.microsoft.com/office/word/2010/wordprocessingDrawing" xmlns:w10="urn:schemas-microsoft-com:office:word" xmlns:w="http://schemas.openxmlformats.org/wordprocessingml/2006/main" xmlns:w14="http://schemas.microsoft.com/office/word/2010/wordml" xmlns:w15="http://schemas.microsoft.com/office/word/2012/wordml" xmlns:wpg="http://schemas.microsoft.com/office/word/2010/wordprocessingGroup" xmlns:wpi="http://schemas.microsoft.com/office/word/2010/wordprocessingInk" xmlns:wps="http://schemas.microsoft.com/office/word/2010/wordprocessingShape" xmlns:a14="http://schemas.microsoft.com/office/drawing/2010/main" val="0"/>
+                                <a14:useLocalDpi xmlns:a14="http://schemas.microsoft.com/office/drawing/2010/main" xmlns:wps="http://schemas.microsoft.com/office/word/2010/wordprocessingShape" xmlns:wpi="http://schemas.microsoft.com/office/word/2010/wordprocessingInk" xmlns:wpg="http://schemas.microsoft.com/office/word/2010/wordprocessingGroup" xmlns:w15="http://schemas.microsoft.com/office/word/2012/wordml" xmlns:w14="http://schemas.microsoft.com/office/word/2010/wordml" xmlns:w="http://schemas.openxmlformats.org/wordprocessingml/2006/main" xmlns:w10="urn:schemas-microsoft-com:office:word" xmlns:wp14="http://schemas.microsoft.com/office/word/2010/wordprocessingDrawing" xmlns:v="urn:schemas-microsoft-com:vml" xmlns:o="urn:schemas-microsoft-com:office:office" xmlns:mc="http://schemas.openxmlformats.org/markup-compatibility/2006" xmlns:wpc="http://schemas.microsoft.com/office/word/2010/wordprocessingCanvas" xmlns="" val="0"/>
                               </a:ext>
                             </a:extLst>
                           </a:blip>
@@ -8537,6 +8595,7 @@
                 <w:noProof/>
                 <w:sz w:val="24"/>
                 <w:szCs w:val="24"/>
+                <w:lang w:bidi="ta-IN"/>
               </w:rPr>
               <w:lastRenderedPageBreak/>
               <w:drawing>
@@ -8560,7 +8619,7 @@
                           <a:blip r:embed="rId8" cstate="print">
                             <a:extLst>
                               <a:ext uri="{28A0092B-C50C-407E-A947-70E740481C1C}">
-                                <a14:useLocalDpi xmlns="" xmlns:wpc="http://schemas.microsoft.com/office/word/2010/wordprocessingCanvas" xmlns:mc="http://schemas.openxmlformats.org/markup-compatibility/2006" xmlns:o="urn:schemas-microsoft-com:office:office" xmlns:v="urn:schemas-microsoft-com:vml" xmlns:wp14="http://schemas.microsoft.com/office/word/2010/wordprocessingDrawing" xmlns:w10="urn:schemas-microsoft-com:office:word" xmlns:w="http://schemas.openxmlformats.org/wordprocessingml/2006/main" xmlns:w14="http://schemas.microsoft.com/office/word/2010/wordml" xmlns:w15="http://schemas.microsoft.com/office/word/2012/wordml" xmlns:wpg="http://schemas.microsoft.com/office/word/2010/wordprocessingGroup" xmlns:wpi="http://schemas.microsoft.com/office/word/2010/wordprocessingInk" xmlns:wps="http://schemas.microsoft.com/office/word/2010/wordprocessingShape" xmlns:a14="http://schemas.microsoft.com/office/drawing/2010/main" val="0"/>
+                                <a14:useLocalDpi xmlns:a14="http://schemas.microsoft.com/office/drawing/2010/main" xmlns:wps="http://schemas.microsoft.com/office/word/2010/wordprocessingShape" xmlns:wpi="http://schemas.microsoft.com/office/word/2010/wordprocessingInk" xmlns:wpg="http://schemas.microsoft.com/office/word/2010/wordprocessingGroup" xmlns:w15="http://schemas.microsoft.com/office/word/2012/wordml" xmlns:w14="http://schemas.microsoft.com/office/word/2010/wordml" xmlns:w="http://schemas.openxmlformats.org/wordprocessingml/2006/main" xmlns:w10="urn:schemas-microsoft-com:office:word" xmlns:wp14="http://schemas.microsoft.com/office/word/2010/wordprocessingDrawing" xmlns:v="urn:schemas-microsoft-com:vml" xmlns:o="urn:schemas-microsoft-com:office:office" xmlns:mc="http://schemas.openxmlformats.org/markup-compatibility/2006" xmlns:wpc="http://schemas.microsoft.com/office/word/2010/wordprocessingCanvas" xmlns="" val="0"/>
                               </a:ext>
                             </a:extLst>
                           </a:blip>
@@ -9250,12 +9309,21 @@
                 <w:b/>
               </w:rPr>
             </w:pPr>
-            <w:r>
-              <w:rPr>
-                <w:rFonts w:ascii="Times New Roman" w:hAnsi="Times New Roman"/>
-                <w:b/>
-              </w:rPr>
-              <w:t>S.No.</w:t>
+            <w:proofErr w:type="spellStart"/>
+            <w:r>
+              <w:rPr>
+                <w:rFonts w:ascii="Times New Roman" w:hAnsi="Times New Roman"/>
+                <w:b/>
+              </w:rPr>
+              <w:t>S.No</w:t>
+            </w:r>
+            <w:proofErr w:type="spellEnd"/>
+            <w:r>
+              <w:rPr>
+                <w:rFonts w:ascii="Times New Roman" w:hAnsi="Times New Roman"/>
+                <w:b/>
+              </w:rPr>
+              <w:t>.</w:t>
             </w:r>
           </w:p>
         </w:tc>
@@ -10102,6 +10170,7 @@
                 <w:noProof/>
                 <w:sz w:val="24"/>
                 <w:szCs w:val="24"/>
+                <w:lang w:bidi="ta-IN"/>
               </w:rPr>
               <w:lastRenderedPageBreak/>
               <w:drawing>
@@ -10125,7 +10194,7 @@
                           <a:blip r:embed="rId8" cstate="print">
                             <a:extLst>
                               <a:ext uri="{28A0092B-C50C-407E-A947-70E740481C1C}">
-                                <a14:useLocalDpi xmlns="" xmlns:wpc="http://schemas.microsoft.com/office/word/2010/wordprocessingCanvas" xmlns:mc="http://schemas.openxmlformats.org/markup-compatibility/2006" xmlns:o="urn:schemas-microsoft-com:office:office" xmlns:v="urn:schemas-microsoft-com:vml" xmlns:wp14="http://schemas.microsoft.com/office/word/2010/wordprocessingDrawing" xmlns:w10="urn:schemas-microsoft-com:office:word" xmlns:w="http://schemas.openxmlformats.org/wordprocessingml/2006/main" xmlns:w14="http://schemas.microsoft.com/office/word/2010/wordml" xmlns:w15="http://schemas.microsoft.com/office/word/2012/wordml" xmlns:wpg="http://schemas.microsoft.com/office/word/2010/wordprocessingGroup" xmlns:wpi="http://schemas.microsoft.com/office/word/2010/wordprocessingInk" xmlns:wps="http://schemas.microsoft.com/office/word/2010/wordprocessingShape" xmlns:a14="http://schemas.microsoft.com/office/drawing/2010/main" val="0"/>
+                                <a14:useLocalDpi xmlns:a14="http://schemas.microsoft.com/office/drawing/2010/main" xmlns:wps="http://schemas.microsoft.com/office/word/2010/wordprocessingShape" xmlns:wpi="http://schemas.microsoft.com/office/word/2010/wordprocessingInk" xmlns:wpg="http://schemas.microsoft.com/office/word/2010/wordprocessingGroup" xmlns:w15="http://schemas.microsoft.com/office/word/2012/wordml" xmlns:w14="http://schemas.microsoft.com/office/word/2010/wordml" xmlns:w="http://schemas.openxmlformats.org/wordprocessingml/2006/main" xmlns:w10="urn:schemas-microsoft-com:office:word" xmlns:wp14="http://schemas.microsoft.com/office/word/2010/wordprocessingDrawing" xmlns:v="urn:schemas-microsoft-com:vml" xmlns:o="urn:schemas-microsoft-com:office:office" xmlns:mc="http://schemas.openxmlformats.org/markup-compatibility/2006" xmlns:wpc="http://schemas.microsoft.com/office/word/2010/wordprocessingCanvas" xmlns="" val="0"/>
                               </a:ext>
                             </a:extLst>
                           </a:blip>
@@ -10938,6 +11007,7 @@
                 <w:noProof/>
                 <w:sz w:val="24"/>
                 <w:szCs w:val="24"/>
+                <w:lang w:bidi="ta-IN"/>
               </w:rPr>
               <w:lastRenderedPageBreak/>
               <w:drawing>
@@ -10961,7 +11031,7 @@
                           <a:blip r:embed="rId8" cstate="print">
                             <a:extLst>
                               <a:ext uri="{28A0092B-C50C-407E-A947-70E740481C1C}">
-                                <a14:useLocalDpi xmlns="" xmlns:wpc="http://schemas.microsoft.com/office/word/2010/wordprocessingCanvas" xmlns:mc="http://schemas.openxmlformats.org/markup-compatibility/2006" xmlns:o="urn:schemas-microsoft-com:office:office" xmlns:v="urn:schemas-microsoft-com:vml" xmlns:wp14="http://schemas.microsoft.com/office/word/2010/wordprocessingDrawing" xmlns:w10="urn:schemas-microsoft-com:office:word" xmlns:w="http://schemas.openxmlformats.org/wordprocessingml/2006/main" xmlns:w14="http://schemas.microsoft.com/office/word/2010/wordml" xmlns:w15="http://schemas.microsoft.com/office/word/2012/wordml" xmlns:wpg="http://schemas.microsoft.com/office/word/2010/wordprocessingGroup" xmlns:wpi="http://schemas.microsoft.com/office/word/2010/wordprocessingInk" xmlns:wps="http://schemas.microsoft.com/office/word/2010/wordprocessingShape" xmlns:a14="http://schemas.microsoft.com/office/drawing/2010/main" val="0"/>
+                                <a14:useLocalDpi xmlns:a14="http://schemas.microsoft.com/office/drawing/2010/main" xmlns:wps="http://schemas.microsoft.com/office/word/2010/wordprocessingShape" xmlns:wpi="http://schemas.microsoft.com/office/word/2010/wordprocessingInk" xmlns:wpg="http://schemas.microsoft.com/office/word/2010/wordprocessingGroup" xmlns:w15="http://schemas.microsoft.com/office/word/2012/wordml" xmlns:w14="http://schemas.microsoft.com/office/word/2010/wordml" xmlns:w="http://schemas.openxmlformats.org/wordprocessingml/2006/main" xmlns:w10="urn:schemas-microsoft-com:office:word" xmlns:wp14="http://schemas.microsoft.com/office/word/2010/wordprocessingDrawing" xmlns:v="urn:schemas-microsoft-com:vml" xmlns:o="urn:schemas-microsoft-com:office:office" xmlns:mc="http://schemas.openxmlformats.org/markup-compatibility/2006" xmlns:wpc="http://schemas.microsoft.com/office/word/2010/wordprocessingCanvas" xmlns="" val="0"/>
                               </a:ext>
                             </a:extLst>
                           </a:blip>
@@ -11626,12 +11696,21 @@
                 <w:b/>
               </w:rPr>
             </w:pPr>
-            <w:r>
-              <w:rPr>
-                <w:rFonts w:ascii="Times New Roman" w:hAnsi="Times New Roman"/>
-                <w:b/>
-              </w:rPr>
-              <w:t>S.No.</w:t>
+            <w:proofErr w:type="spellStart"/>
+            <w:r>
+              <w:rPr>
+                <w:rFonts w:ascii="Times New Roman" w:hAnsi="Times New Roman"/>
+                <w:b/>
+              </w:rPr>
+              <w:t>S.No</w:t>
+            </w:r>
+            <w:proofErr w:type="spellEnd"/>
+            <w:r>
+              <w:rPr>
+                <w:rFonts w:ascii="Times New Roman" w:hAnsi="Times New Roman"/>
+                <w:b/>
+              </w:rPr>
+              <w:t>.</w:t>
             </w:r>
           </w:p>
         </w:tc>
@@ -12592,6 +12671,7 @@
                 <w:noProof/>
                 <w:sz w:val="24"/>
                 <w:szCs w:val="24"/>
+                <w:lang w:bidi="ta-IN"/>
               </w:rPr>
               <w:lastRenderedPageBreak/>
               <w:drawing>
@@ -12615,7 +12695,7 @@
                           <a:blip r:embed="rId8" cstate="print">
                             <a:extLst>
                               <a:ext uri="{28A0092B-C50C-407E-A947-70E740481C1C}">
-                                <a14:useLocalDpi xmlns="" xmlns:wpc="http://schemas.microsoft.com/office/word/2010/wordprocessingCanvas" xmlns:mc="http://schemas.openxmlformats.org/markup-compatibility/2006" xmlns:o="urn:schemas-microsoft-com:office:office" xmlns:v="urn:schemas-microsoft-com:vml" xmlns:wp14="http://schemas.microsoft.com/office/word/2010/wordprocessingDrawing" xmlns:w10="urn:schemas-microsoft-com:office:word" xmlns:w="http://schemas.openxmlformats.org/wordprocessingml/2006/main" xmlns:w14="http://schemas.microsoft.com/office/word/2010/wordml" xmlns:w15="http://schemas.microsoft.com/office/word/2012/wordml" xmlns:wpg="http://schemas.microsoft.com/office/word/2010/wordprocessingGroup" xmlns:wpi="http://schemas.microsoft.com/office/word/2010/wordprocessingInk" xmlns:wps="http://schemas.microsoft.com/office/word/2010/wordprocessingShape" xmlns:a14="http://schemas.microsoft.com/office/drawing/2010/main" val="0"/>
+                                <a14:useLocalDpi xmlns:a14="http://schemas.microsoft.com/office/drawing/2010/main" xmlns:wps="http://schemas.microsoft.com/office/word/2010/wordprocessingShape" xmlns:wpi="http://schemas.microsoft.com/office/word/2010/wordprocessingInk" xmlns:wpg="http://schemas.microsoft.com/office/word/2010/wordprocessingGroup" xmlns:w15="http://schemas.microsoft.com/office/word/2012/wordml" xmlns:w14="http://schemas.microsoft.com/office/word/2010/wordml" xmlns:w="http://schemas.openxmlformats.org/wordprocessingml/2006/main" xmlns:w10="urn:schemas-microsoft-com:office:word" xmlns:wp14="http://schemas.microsoft.com/office/word/2010/wordprocessingDrawing" xmlns:v="urn:schemas-microsoft-com:vml" xmlns:o="urn:schemas-microsoft-com:office:office" xmlns:mc="http://schemas.openxmlformats.org/markup-compatibility/2006" xmlns:wpc="http://schemas.microsoft.com/office/word/2010/wordprocessingCanvas" xmlns="" val="0"/>
                               </a:ext>
                             </a:extLst>
                           </a:blip>
@@ -13638,8 +13718,36 @@
                 <w:sz w:val="24"/>
                 <w:szCs w:val="24"/>
               </w:rPr>
-              <w:t>, MoU and CoE</w:t>
-            </w:r>
+              <w:t xml:space="preserve">, </w:t>
+            </w:r>
+            <w:proofErr w:type="spellStart"/>
+            <w:r>
+              <w:rPr>
+                <w:rFonts w:ascii="Times New Roman" w:eastAsia="Times New Roman" w:hAnsi="Times New Roman"/>
+                <w:sz w:val="24"/>
+                <w:szCs w:val="24"/>
+              </w:rPr>
+              <w:t>MoU</w:t>
+            </w:r>
+            <w:proofErr w:type="spellEnd"/>
+            <w:r>
+              <w:rPr>
+                <w:rFonts w:ascii="Times New Roman" w:eastAsia="Times New Roman" w:hAnsi="Times New Roman"/>
+                <w:sz w:val="24"/>
+                <w:szCs w:val="24"/>
+              </w:rPr>
+              <w:t xml:space="preserve"> and </w:t>
+            </w:r>
+            <w:proofErr w:type="spellStart"/>
+            <w:r>
+              <w:rPr>
+                <w:rFonts w:ascii="Times New Roman" w:eastAsia="Times New Roman" w:hAnsi="Times New Roman"/>
+                <w:sz w:val="24"/>
+                <w:szCs w:val="24"/>
+              </w:rPr>
+              <w:t>CoE</w:t>
+            </w:r>
+            <w:proofErr w:type="spellEnd"/>
           </w:p>
           <w:p>
             <w:pPr>
@@ -13939,7 +14047,27 @@
           <w:sz w:val="24"/>
           <w:szCs w:val="24"/>
         </w:rPr>
-        <w:t xml:space="preserve"> (HoD)</w:t>
+        <w:t xml:space="preserve"> (</w:t>
+      </w:r>
+      <w:proofErr w:type="spellStart"/>
+      <w:r>
+        <w:rPr>
+          <w:rFonts w:ascii="Times New Roman" w:hAnsi="Times New Roman"/>
+          <w:b/>
+          <w:sz w:val="24"/>
+          <w:szCs w:val="24"/>
+        </w:rPr>
+        <w:t>HoD</w:t>
+      </w:r>
+      <w:proofErr w:type="spellEnd"/>
+      <w:r>
+        <w:rPr>
+          <w:rFonts w:ascii="Times New Roman" w:hAnsi="Times New Roman"/>
+          <w:b/>
+          <w:sz w:val="24"/>
+          <w:szCs w:val="24"/>
+        </w:rPr>
+        <w:t>)</w:t>
       </w:r>
     </w:p>
     <w:p>
@@ -13986,6 +14114,7 @@
                 <w:noProof/>
                 <w:sz w:val="24"/>
                 <w:szCs w:val="24"/>
+                <w:lang w:bidi="ta-IN"/>
               </w:rPr>
               <w:lastRenderedPageBreak/>
               <w:drawing>
@@ -14009,7 +14138,7 @@
                           <a:blip r:embed="rId8" cstate="print">
                             <a:extLst>
                               <a:ext uri="{28A0092B-C50C-407E-A947-70E740481C1C}">
-                                <a14:useLocalDpi xmlns="" xmlns:wpc="http://schemas.microsoft.com/office/word/2010/wordprocessingCanvas" xmlns:mc="http://schemas.openxmlformats.org/markup-compatibility/2006" xmlns:o="urn:schemas-microsoft-com:office:office" xmlns:v="urn:schemas-microsoft-com:vml" xmlns:wp14="http://schemas.microsoft.com/office/word/2010/wordprocessingDrawing" xmlns:w10="urn:schemas-microsoft-com:office:word" xmlns:w="http://schemas.openxmlformats.org/wordprocessingml/2006/main" xmlns:w14="http://schemas.microsoft.com/office/word/2010/wordml" xmlns:w15="http://schemas.microsoft.com/office/word/2012/wordml" xmlns:wpg="http://schemas.microsoft.com/office/word/2010/wordprocessingGroup" xmlns:wpi="http://schemas.microsoft.com/office/word/2010/wordprocessingInk" xmlns:wps="http://schemas.microsoft.com/office/word/2010/wordprocessingShape" xmlns:a14="http://schemas.microsoft.com/office/drawing/2010/main" val="0"/>
+                                <a14:useLocalDpi xmlns:a14="http://schemas.microsoft.com/office/drawing/2010/main" xmlns:wps="http://schemas.microsoft.com/office/word/2010/wordprocessingShape" xmlns:wpi="http://schemas.microsoft.com/office/word/2010/wordprocessingInk" xmlns:wpg="http://schemas.microsoft.com/office/word/2010/wordprocessingGroup" xmlns:w15="http://schemas.microsoft.com/office/word/2012/wordml" xmlns:w14="http://schemas.microsoft.com/office/word/2010/wordml" xmlns:w="http://schemas.openxmlformats.org/wordprocessingml/2006/main" xmlns:w10="urn:schemas-microsoft-com:office:word" xmlns:wp14="http://schemas.microsoft.com/office/word/2010/wordprocessingDrawing" xmlns:v="urn:schemas-microsoft-com:vml" xmlns:o="urn:schemas-microsoft-com:office:office" xmlns:mc="http://schemas.openxmlformats.org/markup-compatibility/2006" xmlns:wpc="http://schemas.microsoft.com/office/word/2010/wordprocessingCanvas" xmlns="" val="0"/>
                               </a:ext>
                             </a:extLst>
                           </a:blip>
@@ -14731,12 +14860,21 @@
                 <w:b/>
               </w:rPr>
             </w:pPr>
-            <w:r>
-              <w:rPr>
-                <w:rFonts w:ascii="Times New Roman" w:hAnsi="Times New Roman"/>
-                <w:b/>
-              </w:rPr>
-              <w:t>S.No.</w:t>
+            <w:proofErr w:type="spellStart"/>
+            <w:r>
+              <w:rPr>
+                <w:rFonts w:ascii="Times New Roman" w:hAnsi="Times New Roman"/>
+                <w:b/>
+              </w:rPr>
+              <w:t>S.No</w:t>
+            </w:r>
+            <w:proofErr w:type="spellEnd"/>
+            <w:r>
+              <w:rPr>
+                <w:rFonts w:ascii="Times New Roman" w:hAnsi="Times New Roman"/>
+                <w:b/>
+              </w:rPr>
+              <w:t>.</w:t>
             </w:r>
           </w:p>
         </w:tc>
@@ -15626,8 +15764,18 @@
           <w:szCs w:val="24"/>
         </w:rPr>
         <w:tab/>
+      </w:r>
+      <w:proofErr w:type="spellStart"/>
+      <w:r>
+        <w:rPr>
+          <w:rFonts w:ascii="Times New Roman" w:hAnsi="Times New Roman"/>
+          <w:b/>
+          <w:sz w:val="24"/>
+          <w:szCs w:val="24"/>
+        </w:rPr>
         <w:t>HoD</w:t>
       </w:r>
+      <w:proofErr w:type="spellEnd"/>
     </w:p>
     <w:tbl>
       <w:tblPr>
@@ -15665,6 +15813,7 @@
                 <w:noProof/>
                 <w:sz w:val="24"/>
                 <w:szCs w:val="24"/>
+                <w:lang w:bidi="ta-IN"/>
               </w:rPr>
               <w:lastRenderedPageBreak/>
               <w:drawing>
@@ -15688,7 +15837,7 @@
                           <a:blip r:embed="rId8" cstate="print">
                             <a:extLst>
                               <a:ext uri="{28A0092B-C50C-407E-A947-70E740481C1C}">
-                                <a14:useLocalDpi xmlns="" xmlns:wpc="http://schemas.microsoft.com/office/word/2010/wordprocessingCanvas" xmlns:mc="http://schemas.openxmlformats.org/markup-compatibility/2006" xmlns:o="urn:schemas-microsoft-com:office:office" xmlns:v="urn:schemas-microsoft-com:vml" xmlns:wp14="http://schemas.microsoft.com/office/word/2010/wordprocessingDrawing" xmlns:w10="urn:schemas-microsoft-com:office:word" xmlns:w="http://schemas.openxmlformats.org/wordprocessingml/2006/main" xmlns:w14="http://schemas.microsoft.com/office/word/2010/wordml" xmlns:w15="http://schemas.microsoft.com/office/word/2012/wordml" xmlns:wpg="http://schemas.microsoft.com/office/word/2010/wordprocessingGroup" xmlns:wpi="http://schemas.microsoft.com/office/word/2010/wordprocessingInk" xmlns:wps="http://schemas.microsoft.com/office/word/2010/wordprocessingShape" xmlns:a14="http://schemas.microsoft.com/office/drawing/2010/main" val="0"/>
+                                <a14:useLocalDpi xmlns:a14="http://schemas.microsoft.com/office/drawing/2010/main" xmlns:wps="http://schemas.microsoft.com/office/word/2010/wordprocessingShape" xmlns:wpi="http://schemas.microsoft.com/office/word/2010/wordprocessingInk" xmlns:wpg="http://schemas.microsoft.com/office/word/2010/wordprocessingGroup" xmlns:w15="http://schemas.microsoft.com/office/word/2012/wordml" xmlns:w14="http://schemas.microsoft.com/office/word/2010/wordml" xmlns:w="http://schemas.openxmlformats.org/wordprocessingml/2006/main" xmlns:w10="urn:schemas-microsoft-com:office:word" xmlns:wp14="http://schemas.microsoft.com/office/word/2010/wordprocessingDrawing" xmlns:v="urn:schemas-microsoft-com:vml" xmlns:o="urn:schemas-microsoft-com:office:office" xmlns:mc="http://schemas.openxmlformats.org/markup-compatibility/2006" xmlns:wpc="http://schemas.microsoft.com/office/word/2010/wordprocessingCanvas" xmlns="" val="0"/>
                               </a:ext>
                             </a:extLst>
                           </a:blip>
@@ -16611,6 +16760,7 @@
                 <w:noProof/>
                 <w:sz w:val="24"/>
                 <w:szCs w:val="24"/>
+                <w:lang w:bidi="ta-IN"/>
               </w:rPr>
               <w:lastRenderedPageBreak/>
               <w:drawing>
@@ -16634,7 +16784,7 @@
                           <a:blip r:embed="rId8" cstate="print">
                             <a:extLst>
                               <a:ext uri="{28A0092B-C50C-407E-A947-70E740481C1C}">
-                                <a14:useLocalDpi xmlns="" xmlns:wpc="http://schemas.microsoft.com/office/word/2010/wordprocessingCanvas" xmlns:mc="http://schemas.openxmlformats.org/markup-compatibility/2006" xmlns:o="urn:schemas-microsoft-com:office:office" xmlns:v="urn:schemas-microsoft-com:vml" xmlns:wp14="http://schemas.microsoft.com/office/word/2010/wordprocessingDrawing" xmlns:w10="urn:schemas-microsoft-com:office:word" xmlns:w="http://schemas.openxmlformats.org/wordprocessingml/2006/main" xmlns:w14="http://schemas.microsoft.com/office/word/2010/wordml" xmlns:w15="http://schemas.microsoft.com/office/word/2012/wordml" xmlns:wpg="http://schemas.microsoft.com/office/word/2010/wordprocessingGroup" xmlns:wpi="http://schemas.microsoft.com/office/word/2010/wordprocessingInk" xmlns:wps="http://schemas.microsoft.com/office/word/2010/wordprocessingShape" xmlns:a14="http://schemas.microsoft.com/office/drawing/2010/main" val="0"/>
+                                <a14:useLocalDpi xmlns:a14="http://schemas.microsoft.com/office/drawing/2010/main" xmlns:wps="http://schemas.microsoft.com/office/word/2010/wordprocessingShape" xmlns:wpi="http://schemas.microsoft.com/office/word/2010/wordprocessingInk" xmlns:wpg="http://schemas.microsoft.com/office/word/2010/wordprocessingGroup" xmlns:w15="http://schemas.microsoft.com/office/word/2012/wordml" xmlns:w14="http://schemas.microsoft.com/office/word/2010/wordml" xmlns:w="http://schemas.openxmlformats.org/wordprocessingml/2006/main" xmlns:w10="urn:schemas-microsoft-com:office:word" xmlns:wp14="http://schemas.microsoft.com/office/word/2010/wordprocessingDrawing" xmlns:v="urn:schemas-microsoft-com:vml" xmlns:o="urn:schemas-microsoft-com:office:office" xmlns:mc="http://schemas.openxmlformats.org/markup-compatibility/2006" xmlns:wpc="http://schemas.microsoft.com/office/word/2010/wordprocessingCanvas" xmlns="" val="0"/>
                               </a:ext>
                             </a:extLst>
                           </a:blip>
@@ -17300,12 +17450,21 @@
                 <w:b/>
               </w:rPr>
             </w:pPr>
-            <w:r>
-              <w:rPr>
-                <w:rFonts w:ascii="Times New Roman" w:hAnsi="Times New Roman"/>
-                <w:b/>
-              </w:rPr>
-              <w:t>S.No.</w:t>
+            <w:proofErr w:type="spellStart"/>
+            <w:r>
+              <w:rPr>
+                <w:rFonts w:ascii="Times New Roman" w:hAnsi="Times New Roman"/>
+                <w:b/>
+              </w:rPr>
+              <w:t>S.No</w:t>
+            </w:r>
+            <w:proofErr w:type="spellEnd"/>
+            <w:r>
+              <w:rPr>
+                <w:rFonts w:ascii="Times New Roman" w:hAnsi="Times New Roman"/>
+                <w:b/>
+              </w:rPr>
+              <w:t>.</w:t>
             </w:r>
           </w:p>
         </w:tc>
@@ -18105,6 +18264,7 @@
           <w:szCs w:val="24"/>
         </w:rPr>
       </w:pPr>
+      <w:proofErr w:type="gramStart"/>
       <w:r>
         <w:rPr>
           <w:rFonts w:ascii="Times New Roman" w:hAnsi="Times New Roman"/>
@@ -18121,7 +18281,28 @@
           <w:sz w:val="24"/>
           <w:szCs w:val="24"/>
         </w:rPr>
-        <w:t>(RnD)</w:t>
+        <w:t>(</w:t>
+      </w:r>
+      <w:proofErr w:type="spellStart"/>
+      <w:proofErr w:type="gramEnd"/>
+      <w:r>
+        <w:rPr>
+          <w:rFonts w:ascii="Times New Roman" w:hAnsi="Times New Roman"/>
+          <w:b/>
+          <w:sz w:val="24"/>
+          <w:szCs w:val="24"/>
+        </w:rPr>
+        <w:t>RnD</w:t>
+      </w:r>
+      <w:proofErr w:type="spellEnd"/>
+      <w:r>
+        <w:rPr>
+          <w:rFonts w:ascii="Times New Roman" w:hAnsi="Times New Roman"/>
+          <w:b/>
+          <w:sz w:val="24"/>
+          <w:szCs w:val="24"/>
+        </w:rPr>
+        <w:t>)</w:t>
       </w:r>
     </w:p>
     <w:p>
@@ -18171,6 +18352,7 @@
                 <w:noProof/>
                 <w:sz w:val="24"/>
                 <w:szCs w:val="24"/>
+                <w:lang w:bidi="ta-IN"/>
               </w:rPr>
               <w:lastRenderedPageBreak/>
               <w:drawing>
@@ -18194,7 +18376,7 @@
                           <a:blip r:embed="rId8" cstate="print">
                             <a:extLst>
                               <a:ext uri="{28A0092B-C50C-407E-A947-70E740481C1C}">
-                                <a14:useLocalDpi xmlns="" xmlns:wpc="http://schemas.microsoft.com/office/word/2010/wordprocessingCanvas" xmlns:mc="http://schemas.openxmlformats.org/markup-compatibility/2006" xmlns:o="urn:schemas-microsoft-com:office:office" xmlns:v="urn:schemas-microsoft-com:vml" xmlns:wp14="http://schemas.microsoft.com/office/word/2010/wordprocessingDrawing" xmlns:w10="urn:schemas-microsoft-com:office:word" xmlns:w="http://schemas.openxmlformats.org/wordprocessingml/2006/main" xmlns:w14="http://schemas.microsoft.com/office/word/2010/wordml" xmlns:w15="http://schemas.microsoft.com/office/word/2012/wordml" xmlns:wpg="http://schemas.microsoft.com/office/word/2010/wordprocessingGroup" xmlns:wpi="http://schemas.microsoft.com/office/word/2010/wordprocessingInk" xmlns:wps="http://schemas.microsoft.com/office/word/2010/wordprocessingShape" xmlns:a14="http://schemas.microsoft.com/office/drawing/2010/main" val="0"/>
+                                <a14:useLocalDpi xmlns:a14="http://schemas.microsoft.com/office/drawing/2010/main" xmlns:wps="http://schemas.microsoft.com/office/word/2010/wordprocessingShape" xmlns:wpi="http://schemas.microsoft.com/office/word/2010/wordprocessingInk" xmlns:wpg="http://schemas.microsoft.com/office/word/2010/wordprocessingGroup" xmlns:w15="http://schemas.microsoft.com/office/word/2012/wordml" xmlns:w14="http://schemas.microsoft.com/office/word/2010/wordml" xmlns:w="http://schemas.openxmlformats.org/wordprocessingml/2006/main" xmlns:w10="urn:schemas-microsoft-com:office:word" xmlns:wp14="http://schemas.microsoft.com/office/word/2010/wordprocessingDrawing" xmlns:v="urn:schemas-microsoft-com:vml" xmlns:o="urn:schemas-microsoft-com:office:office" xmlns:mc="http://schemas.openxmlformats.org/markup-compatibility/2006" xmlns:wpc="http://schemas.microsoft.com/office/word/2010/wordprocessingCanvas" xmlns="" val="0"/>
                               </a:ext>
                             </a:extLst>
                           </a:blip>
@@ -18359,7 +18541,16 @@
                 <w:sz w:val="24"/>
                 <w:szCs w:val="24"/>
               </w:rPr>
-              <w:t>00</w:t>
+              <w:t>0</w:t>
+            </w:r>
+            <w:r>
+              <w:rPr>
+                <w:rFonts w:ascii="Times New Roman" w:hAnsi="Times New Roman"/>
+                <w:b/>
+                <w:sz w:val="24"/>
+                <w:szCs w:val="24"/>
+              </w:rPr>
+              <w:t>1</w:t>
             </w:r>
           </w:p>
         </w:tc>
@@ -18440,7 +18631,25 @@
                 <w:sz w:val="24"/>
                 <w:szCs w:val="24"/>
               </w:rPr>
-              <w:t>01.01.2026</w:t>
+              <w:t>01.0</w:t>
+            </w:r>
+            <w:r>
+              <w:rPr>
+                <w:rFonts w:ascii="Times New Roman" w:hAnsi="Times New Roman"/>
+                <w:b/>
+                <w:sz w:val="24"/>
+                <w:szCs w:val="24"/>
+              </w:rPr>
+              <w:t>7</w:t>
+            </w:r>
+            <w:r>
+              <w:rPr>
+                <w:rFonts w:ascii="Times New Roman" w:hAnsi="Times New Roman"/>
+                <w:b/>
+                <w:sz w:val="24"/>
+                <w:szCs w:val="24"/>
+              </w:rPr>
+              <w:t>.2026</w:t>
             </w:r>
           </w:p>
         </w:tc>
@@ -18986,7 +19195,7 @@
           <w:sz w:val="24"/>
           <w:szCs w:val="24"/>
         </w:rPr>
-        <w:t>DEAN</w:t>
+        <w:t xml:space="preserve">Professor In-Charge </w:t>
       </w:r>
       <w:r>
         <w:rPr>
@@ -18996,7 +19205,7 @@
           <w:sz w:val="24"/>
           <w:szCs w:val="24"/>
         </w:rPr>
-        <w:t xml:space="preserve"> IIPC</w:t>
+        <w:t>IIPC</w:t>
       </w:r>
     </w:p>
     <w:p>
@@ -19083,6 +19292,7 @@
                 <w:noProof/>
                 <w:sz w:val="24"/>
                 <w:szCs w:val="24"/>
+                <w:lang w:bidi="ta-IN"/>
               </w:rPr>
               <w:lastRenderedPageBreak/>
               <w:drawing>
@@ -19106,7 +19316,7 @@
                           <a:blip r:embed="rId8" cstate="print">
                             <a:extLst>
                               <a:ext uri="{28A0092B-C50C-407E-A947-70E740481C1C}">
-                                <a14:useLocalDpi xmlns="" xmlns:wpc="http://schemas.microsoft.com/office/word/2010/wordprocessingCanvas" xmlns:mc="http://schemas.openxmlformats.org/markup-compatibility/2006" xmlns:o="urn:schemas-microsoft-com:office:office" xmlns:v="urn:schemas-microsoft-com:vml" xmlns:wp14="http://schemas.microsoft.com/office/word/2010/wordprocessingDrawing" xmlns:w10="urn:schemas-microsoft-com:office:word" xmlns:w="http://schemas.openxmlformats.org/wordprocessingml/2006/main" xmlns:w14="http://schemas.microsoft.com/office/word/2010/wordml" xmlns:w15="http://schemas.microsoft.com/office/word/2012/wordml" xmlns:wpg="http://schemas.microsoft.com/office/word/2010/wordprocessingGroup" xmlns:wpi="http://schemas.microsoft.com/office/word/2010/wordprocessingInk" xmlns:wps="http://schemas.microsoft.com/office/word/2010/wordprocessingShape" xmlns:a14="http://schemas.microsoft.com/office/drawing/2010/main" val="0"/>
+                                <a14:useLocalDpi xmlns:a14="http://schemas.microsoft.com/office/drawing/2010/main" xmlns:wps="http://schemas.microsoft.com/office/word/2010/wordprocessingShape" xmlns:wpi="http://schemas.microsoft.com/office/word/2010/wordprocessingInk" xmlns:wpg="http://schemas.microsoft.com/office/word/2010/wordprocessingGroup" xmlns:w15="http://schemas.microsoft.com/office/word/2012/wordml" xmlns:w14="http://schemas.microsoft.com/office/word/2010/wordml" xmlns:w="http://schemas.openxmlformats.org/wordprocessingml/2006/main" xmlns:w10="urn:schemas-microsoft-com:office:word" xmlns:wp14="http://schemas.microsoft.com/office/word/2010/wordprocessingDrawing" xmlns:v="urn:schemas-microsoft-com:vml" xmlns:o="urn:schemas-microsoft-com:office:office" xmlns:mc="http://schemas.openxmlformats.org/markup-compatibility/2006" xmlns:wpc="http://schemas.microsoft.com/office/word/2010/wordprocessingCanvas" xmlns="" val="0"/>
                               </a:ext>
                             </a:extLst>
                           </a:blip>
@@ -19271,7 +19481,16 @@
                 <w:sz w:val="24"/>
                 <w:szCs w:val="24"/>
               </w:rPr>
-              <w:t>00</w:t>
+              <w:t>0</w:t>
+            </w:r>
+            <w:r>
+              <w:rPr>
+                <w:rFonts w:ascii="Times New Roman" w:hAnsi="Times New Roman"/>
+                <w:b/>
+                <w:sz w:val="24"/>
+                <w:szCs w:val="24"/>
+              </w:rPr>
+              <w:t>1</w:t>
             </w:r>
           </w:p>
         </w:tc>
@@ -19352,7 +19571,16 @@
                 <w:sz w:val="24"/>
                 <w:szCs w:val="24"/>
               </w:rPr>
-              <w:t>01.01.2026</w:t>
+              <w:t>01.07</w:t>
+            </w:r>
+            <w:r>
+              <w:rPr>
+                <w:rFonts w:ascii="Times New Roman" w:hAnsi="Times New Roman"/>
+                <w:b/>
+                <w:sz w:val="24"/>
+                <w:szCs w:val="24"/>
+              </w:rPr>
+              <w:t>.2026</w:t>
             </w:r>
           </w:p>
         </w:tc>
@@ -19772,12 +20000,21 @@
                 <w:b/>
               </w:rPr>
             </w:pPr>
-            <w:r>
-              <w:rPr>
-                <w:rFonts w:ascii="Times New Roman" w:hAnsi="Times New Roman"/>
-                <w:b/>
-              </w:rPr>
-              <w:t>S.No.</w:t>
+            <w:proofErr w:type="spellStart"/>
+            <w:r>
+              <w:rPr>
+                <w:rFonts w:ascii="Times New Roman" w:hAnsi="Times New Roman"/>
+                <w:b/>
+              </w:rPr>
+              <w:t>S.No</w:t>
+            </w:r>
+            <w:proofErr w:type="spellEnd"/>
+            <w:r>
+              <w:rPr>
+                <w:rFonts w:ascii="Times New Roman" w:hAnsi="Times New Roman"/>
+                <w:b/>
+              </w:rPr>
+              <w:t>.</w:t>
             </w:r>
           </w:p>
         </w:tc>
@@ -20566,37 +20803,52 @@
     <w:p/>
     <w:p/>
     <w:p/>
+    <w:p>
+      <w:pPr>
+        <w:jc w:val="right"/>
+        <w:rPr>
+          <w:rFonts w:ascii="Times New Roman" w:hAnsi="Times New Roman"/>
+          <w:b/>
+          <w:color w:val="000000" w:themeColor="text1"/>
+          <w:sz w:val="24"/>
+          <w:szCs w:val="24"/>
+        </w:rPr>
+      </w:pPr>
+    </w:p>
+    <w:p>
+      <w:pPr>
+        <w:jc w:val="right"/>
+        <w:rPr>
+          <w:rFonts w:ascii="Times New Roman" w:hAnsi="Times New Roman"/>
+          <w:b/>
+          <w:color w:val="000000" w:themeColor="text1"/>
+          <w:sz w:val="24"/>
+          <w:szCs w:val="24"/>
+        </w:rPr>
+      </w:pPr>
+      <w:r>
+        <w:rPr>
+          <w:rFonts w:ascii="Times New Roman" w:hAnsi="Times New Roman"/>
+          <w:b/>
+          <w:color w:val="000000" w:themeColor="text1"/>
+          <w:sz w:val="24"/>
+          <w:szCs w:val="24"/>
+        </w:rPr>
+        <w:t xml:space="preserve">Professor In-Charge </w:t>
+      </w:r>
+      <w:r>
+        <w:rPr>
+          <w:rFonts w:ascii="Times New Roman" w:hAnsi="Times New Roman"/>
+          <w:b/>
+          <w:color w:val="000000" w:themeColor="text1"/>
+          <w:sz w:val="24"/>
+          <w:szCs w:val="24"/>
+        </w:rPr>
+        <w:t>IIPC</w:t>
+      </w:r>
+    </w:p>
     <w:p/>
     <w:p/>
-    <w:p>
-      <w:pPr>
-        <w:jc w:val="right"/>
-        <w:rPr>
-          <w:rFonts w:ascii="Times New Roman" w:hAnsi="Times New Roman"/>
-          <w:b/>
-          <w:sz w:val="24"/>
-          <w:szCs w:val="24"/>
-        </w:rPr>
-      </w:pPr>
-      <w:r>
-        <w:rPr>
-          <w:rFonts w:ascii="Times New Roman" w:hAnsi="Times New Roman"/>
-          <w:b/>
-          <w:sz w:val="24"/>
-          <w:szCs w:val="24"/>
-        </w:rPr>
-        <w:t>DEAN</w:t>
-      </w:r>
-      <w:r>
-        <w:rPr>
-          <w:rFonts w:ascii="Times New Roman" w:hAnsi="Times New Roman"/>
-          <w:b/>
-          <w:sz w:val="24"/>
-          <w:szCs w:val="24"/>
-        </w:rPr>
-        <w:t>(IIPC)</w:t>
-      </w:r>
-    </w:p>
     <w:tbl>
       <w:tblPr>
         <w:tblStyle w:val="TableGrid"/>
@@ -20633,8 +20885,8 @@
                 <w:noProof/>
                 <w:sz w:val="24"/>
                 <w:szCs w:val="24"/>
-              </w:rPr>
-              <w:lastRenderedPageBreak/>
+                <w:lang w:bidi="ta-IN"/>
+              </w:rPr>
               <w:drawing>
                 <wp:inline distT="0" distB="0" distL="0" distR="0">
                   <wp:extent cx="4362450" cy="828675"/>
@@ -20656,7 +20908,7 @@
                           <a:blip r:embed="rId8" cstate="print">
                             <a:extLst>
                               <a:ext uri="{28A0092B-C50C-407E-A947-70E740481C1C}">
-                                <a14:useLocalDpi xmlns="" xmlns:wpc="http://schemas.microsoft.com/office/word/2010/wordprocessingCanvas" xmlns:mc="http://schemas.openxmlformats.org/markup-compatibility/2006" xmlns:o="urn:schemas-microsoft-com:office:office" xmlns:v="urn:schemas-microsoft-com:vml" xmlns:wp14="http://schemas.microsoft.com/office/word/2010/wordprocessingDrawing" xmlns:w10="urn:schemas-microsoft-com:office:word" xmlns:w="http://schemas.openxmlformats.org/wordprocessingml/2006/main" xmlns:w14="http://schemas.microsoft.com/office/word/2010/wordml" xmlns:w15="http://schemas.microsoft.com/office/word/2012/wordml" xmlns:wpg="http://schemas.microsoft.com/office/word/2010/wordprocessingGroup" xmlns:wpi="http://schemas.microsoft.com/office/word/2010/wordprocessingInk" xmlns:wps="http://schemas.microsoft.com/office/word/2010/wordprocessingShape" xmlns:a14="http://schemas.microsoft.com/office/drawing/2010/main" val="0"/>
+                                <a14:useLocalDpi xmlns:a14="http://schemas.microsoft.com/office/drawing/2010/main" xmlns:wps="http://schemas.microsoft.com/office/word/2010/wordprocessingShape" xmlns:wpi="http://schemas.microsoft.com/office/word/2010/wordprocessingInk" xmlns:wpg="http://schemas.microsoft.com/office/word/2010/wordprocessingGroup" xmlns:w15="http://schemas.microsoft.com/office/word/2012/wordml" xmlns:w14="http://schemas.microsoft.com/office/word/2010/wordml" xmlns:w="http://schemas.openxmlformats.org/wordprocessingml/2006/main" xmlns:w10="urn:schemas-microsoft-com:office:word" xmlns:wp14="http://schemas.microsoft.com/office/word/2010/wordprocessingDrawing" xmlns:v="urn:schemas-microsoft-com:vml" xmlns:o="urn:schemas-microsoft-com:office:office" xmlns:mc="http://schemas.openxmlformats.org/markup-compatibility/2006" xmlns:wpc="http://schemas.microsoft.com/office/word/2010/wordprocessingCanvas" xmlns="" val="0"/>
                               </a:ext>
                             </a:extLst>
                           </a:blip>
@@ -21531,8 +21783,8 @@
                 <w:noProof/>
                 <w:sz w:val="24"/>
                 <w:szCs w:val="24"/>
-              </w:rPr>
-              <w:lastRenderedPageBreak/>
+                <w:lang w:bidi="ta-IN"/>
+              </w:rPr>
               <w:drawing>
                 <wp:inline distT="0" distB="0" distL="0" distR="0">
                   <wp:extent cx="4362450" cy="828675"/>
@@ -21554,7 +21806,7 @@
                           <a:blip r:embed="rId8" cstate="print">
                             <a:extLst>
                               <a:ext uri="{28A0092B-C50C-407E-A947-70E740481C1C}">
-                                <a14:useLocalDpi xmlns="" xmlns:wpc="http://schemas.microsoft.com/office/word/2010/wordprocessingCanvas" xmlns:mc="http://schemas.openxmlformats.org/markup-compatibility/2006" xmlns:o="urn:schemas-microsoft-com:office:office" xmlns:v="urn:schemas-microsoft-com:vml" xmlns:wp14="http://schemas.microsoft.com/office/word/2010/wordprocessingDrawing" xmlns:w10="urn:schemas-microsoft-com:office:word" xmlns:w="http://schemas.openxmlformats.org/wordprocessingml/2006/main" xmlns:w14="http://schemas.microsoft.com/office/word/2010/wordml" xmlns:w15="http://schemas.microsoft.com/office/word/2012/wordml" xmlns:wpg="http://schemas.microsoft.com/office/word/2010/wordprocessingGroup" xmlns:wpi="http://schemas.microsoft.com/office/word/2010/wordprocessingInk" xmlns:wps="http://schemas.microsoft.com/office/word/2010/wordprocessingShape" xmlns:a14="http://schemas.microsoft.com/office/drawing/2010/main" val="0"/>
+                                <a14:useLocalDpi xmlns:a14="http://schemas.microsoft.com/office/drawing/2010/main" xmlns:wps="http://schemas.microsoft.com/office/word/2010/wordprocessingShape" xmlns:wpi="http://schemas.microsoft.com/office/word/2010/wordprocessingInk" xmlns:wpg="http://schemas.microsoft.com/office/word/2010/wordprocessingGroup" xmlns:w15="http://schemas.microsoft.com/office/word/2012/wordml" xmlns:w14="http://schemas.microsoft.com/office/word/2010/wordml" xmlns:w="http://schemas.openxmlformats.org/wordprocessingml/2006/main" xmlns:w10="urn:schemas-microsoft-com:office:word" xmlns:wp14="http://schemas.microsoft.com/office/word/2010/wordprocessingDrawing" xmlns:v="urn:schemas-microsoft-com:vml" xmlns:o="urn:schemas-microsoft-com:office:office" xmlns:mc="http://schemas.openxmlformats.org/markup-compatibility/2006" xmlns:wpc="http://schemas.microsoft.com/office/word/2010/wordprocessingCanvas" xmlns="" val="0"/>
                               </a:ext>
                             </a:extLst>
                           </a:blip>
@@ -22251,12 +22503,21 @@
                 <w:b/>
               </w:rPr>
             </w:pPr>
-            <w:r>
-              <w:rPr>
-                <w:rFonts w:ascii="Times New Roman" w:hAnsi="Times New Roman"/>
-                <w:b/>
-              </w:rPr>
-              <w:t>S.No.</w:t>
+            <w:proofErr w:type="spellStart"/>
+            <w:r>
+              <w:rPr>
+                <w:rFonts w:ascii="Times New Roman" w:hAnsi="Times New Roman"/>
+                <w:b/>
+              </w:rPr>
+              <w:t>S.No</w:t>
+            </w:r>
+            <w:proofErr w:type="spellEnd"/>
+            <w:r>
+              <w:rPr>
+                <w:rFonts w:ascii="Times New Roman" w:hAnsi="Times New Roman"/>
+                <w:b/>
+              </w:rPr>
+              <w:t>.</w:t>
             </w:r>
           </w:p>
         </w:tc>
@@ -23237,8 +23498,8 @@
                 <w:noProof/>
                 <w:sz w:val="24"/>
                 <w:szCs w:val="24"/>
-              </w:rPr>
-              <w:lastRenderedPageBreak/>
+                <w:lang w:bidi="ta-IN"/>
+              </w:rPr>
               <w:drawing>
                 <wp:inline distT="0" distB="0" distL="0" distR="0">
                   <wp:extent cx="4362450" cy="828675"/>
@@ -23260,7 +23521,7 @@
                           <a:blip r:embed="rId8" cstate="print">
                             <a:extLst>
                               <a:ext uri="{28A0092B-C50C-407E-A947-70E740481C1C}">
-                                <a14:useLocalDpi xmlns="" xmlns:wpc="http://schemas.microsoft.com/office/word/2010/wordprocessingCanvas" xmlns:mc="http://schemas.openxmlformats.org/markup-compatibility/2006" xmlns:o="urn:schemas-microsoft-com:office:office" xmlns:v="urn:schemas-microsoft-com:vml" xmlns:wp14="http://schemas.microsoft.com/office/word/2010/wordprocessingDrawing" xmlns:w10="urn:schemas-microsoft-com:office:word" xmlns:w="http://schemas.openxmlformats.org/wordprocessingml/2006/main" xmlns:w14="http://schemas.microsoft.com/office/word/2010/wordml" xmlns:w15="http://schemas.microsoft.com/office/word/2012/wordml" xmlns:wpg="http://schemas.microsoft.com/office/word/2010/wordprocessingGroup" xmlns:wpi="http://schemas.microsoft.com/office/word/2010/wordprocessingInk" xmlns:wps="http://schemas.microsoft.com/office/word/2010/wordprocessingShape" xmlns:a14="http://schemas.microsoft.com/office/drawing/2010/main" val="0"/>
+                                <a14:useLocalDpi xmlns:a14="http://schemas.microsoft.com/office/drawing/2010/main" xmlns:wps="http://schemas.microsoft.com/office/word/2010/wordprocessingShape" xmlns:wpi="http://schemas.microsoft.com/office/word/2010/wordprocessingInk" xmlns:wpg="http://schemas.microsoft.com/office/word/2010/wordprocessingGroup" xmlns:w15="http://schemas.microsoft.com/office/word/2012/wordml" xmlns:w14="http://schemas.microsoft.com/office/word/2010/wordml" xmlns:w="http://schemas.openxmlformats.org/wordprocessingml/2006/main" xmlns:w10="urn:schemas-microsoft-com:office:word" xmlns:wp14="http://schemas.microsoft.com/office/word/2010/wordprocessingDrawing" xmlns:v="urn:schemas-microsoft-com:vml" xmlns:o="urn:schemas-microsoft-com:office:office" xmlns:mc="http://schemas.openxmlformats.org/markup-compatibility/2006" xmlns:wpc="http://schemas.microsoft.com/office/word/2010/wordprocessingCanvas" xmlns="" val="0"/>
                               </a:ext>
                             </a:extLst>
                           </a:blip>
@@ -24099,8 +24360,8 @@
                 <w:noProof/>
                 <w:sz w:val="24"/>
                 <w:szCs w:val="24"/>
-              </w:rPr>
-              <w:lastRenderedPageBreak/>
+                <w:lang w:bidi="ta-IN"/>
+              </w:rPr>
               <w:drawing>
                 <wp:inline distT="0" distB="0" distL="0" distR="0">
                   <wp:extent cx="4362450" cy="828675"/>
@@ -24122,7 +24383,7 @@
                           <a:blip r:embed="rId8" cstate="print">
                             <a:extLst>
                               <a:ext uri="{28A0092B-C50C-407E-A947-70E740481C1C}">
-                                <a14:useLocalDpi xmlns="" xmlns:wpc="http://schemas.microsoft.com/office/word/2010/wordprocessingCanvas" xmlns:mc="http://schemas.openxmlformats.org/markup-compatibility/2006" xmlns:o="urn:schemas-microsoft-com:office:office" xmlns:v="urn:schemas-microsoft-com:vml" xmlns:wp14="http://schemas.microsoft.com/office/word/2010/wordprocessingDrawing" xmlns:w10="urn:schemas-microsoft-com:office:word" xmlns:w="http://schemas.openxmlformats.org/wordprocessingml/2006/main" xmlns:w14="http://schemas.microsoft.com/office/word/2010/wordml" xmlns:w15="http://schemas.microsoft.com/office/word/2012/wordml" xmlns:wpg="http://schemas.microsoft.com/office/word/2010/wordprocessingGroup" xmlns:wpi="http://schemas.microsoft.com/office/word/2010/wordprocessingInk" xmlns:wps="http://schemas.microsoft.com/office/word/2010/wordprocessingShape" xmlns:a14="http://schemas.microsoft.com/office/drawing/2010/main" val="0"/>
+                                <a14:useLocalDpi xmlns:a14="http://schemas.microsoft.com/office/drawing/2010/main" xmlns:wps="http://schemas.microsoft.com/office/word/2010/wordprocessingShape" xmlns:wpi="http://schemas.microsoft.com/office/word/2010/wordprocessingInk" xmlns:wpg="http://schemas.microsoft.com/office/word/2010/wordprocessingGroup" xmlns:w15="http://schemas.microsoft.com/office/word/2012/wordml" xmlns:w14="http://schemas.microsoft.com/office/word/2010/wordml" xmlns:w="http://schemas.openxmlformats.org/wordprocessingml/2006/main" xmlns:w10="urn:schemas-microsoft-com:office:word" xmlns:wp14="http://schemas.microsoft.com/office/word/2010/wordprocessingDrawing" xmlns:v="urn:schemas-microsoft-com:vml" xmlns:o="urn:schemas-microsoft-com:office:office" xmlns:mc="http://schemas.openxmlformats.org/markup-compatibility/2006" xmlns:wpc="http://schemas.microsoft.com/office/word/2010/wordprocessingCanvas" xmlns="" val="0"/>
                               </a:ext>
                             </a:extLst>
                           </a:blip>
@@ -24807,12 +25068,21 @@
                 <w:b/>
               </w:rPr>
             </w:pPr>
-            <w:r>
-              <w:rPr>
-                <w:rFonts w:ascii="Times New Roman" w:hAnsi="Times New Roman"/>
-                <w:b/>
-              </w:rPr>
-              <w:t>S.No.</w:t>
+            <w:proofErr w:type="spellStart"/>
+            <w:r>
+              <w:rPr>
+                <w:rFonts w:ascii="Times New Roman" w:hAnsi="Times New Roman"/>
+                <w:b/>
+              </w:rPr>
+              <w:t>S.No</w:t>
+            </w:r>
+            <w:proofErr w:type="spellEnd"/>
+            <w:r>
+              <w:rPr>
+                <w:rFonts w:ascii="Times New Roman" w:hAnsi="Times New Roman"/>
+                <w:b/>
+              </w:rPr>
+              <w:t>.</w:t>
             </w:r>
           </w:p>
         </w:tc>
@@ -25667,6 +25937,7 @@
           <w:sz w:val="24"/>
           <w:szCs w:val="24"/>
         </w:rPr>
+        <w:lastRenderedPageBreak/>
         <w:t>Department Coordinator</w:t>
       </w:r>
       <w:r>
@@ -25779,8 +26050,8 @@
                 <w:noProof/>
                 <w:sz w:val="24"/>
                 <w:szCs w:val="24"/>
-              </w:rPr>
-              <w:lastRenderedPageBreak/>
+                <w:lang w:bidi="ta-IN"/>
+              </w:rPr>
               <w:drawing>
                 <wp:inline distT="0" distB="0" distL="0" distR="0">
                   <wp:extent cx="4362450" cy="828675"/>
@@ -25802,7 +26073,7 @@
                           <a:blip r:embed="rId8" cstate="print">
                             <a:extLst>
                               <a:ext uri="{28A0092B-C50C-407E-A947-70E740481C1C}">
-                                <a14:useLocalDpi xmlns="" xmlns:wpc="http://schemas.microsoft.com/office/word/2010/wordprocessingCanvas" xmlns:mc="http://schemas.openxmlformats.org/markup-compatibility/2006" xmlns:o="urn:schemas-microsoft-com:office:office" xmlns:v="urn:schemas-microsoft-com:vml" xmlns:wp14="http://schemas.microsoft.com/office/word/2010/wordprocessingDrawing" xmlns:w10="urn:schemas-microsoft-com:office:word" xmlns:w="http://schemas.openxmlformats.org/wordprocessingml/2006/main" xmlns:w14="http://schemas.microsoft.com/office/word/2010/wordml" xmlns:w15="http://schemas.microsoft.com/office/word/2012/wordml" xmlns:wpg="http://schemas.microsoft.com/office/word/2010/wordprocessingGroup" xmlns:wpi="http://schemas.microsoft.com/office/word/2010/wordprocessingInk" xmlns:wps="http://schemas.microsoft.com/office/word/2010/wordprocessingShape" xmlns:a14="http://schemas.microsoft.com/office/drawing/2010/main" val="0"/>
+                                <a14:useLocalDpi xmlns:a14="http://schemas.microsoft.com/office/drawing/2010/main" xmlns:wps="http://schemas.microsoft.com/office/word/2010/wordprocessingShape" xmlns:wpi="http://schemas.microsoft.com/office/word/2010/wordprocessingInk" xmlns:wpg="http://schemas.microsoft.com/office/word/2010/wordprocessingGroup" xmlns:w15="http://schemas.microsoft.com/office/word/2012/wordml" xmlns:w14="http://schemas.microsoft.com/office/word/2010/wordml" xmlns:w="http://schemas.openxmlformats.org/wordprocessingml/2006/main" xmlns:w10="urn:schemas-microsoft-com:office:word" xmlns:wp14="http://schemas.microsoft.com/office/word/2010/wordprocessingDrawing" xmlns:v="urn:schemas-microsoft-com:vml" xmlns:o="urn:schemas-microsoft-com:office:office" xmlns:mc="http://schemas.openxmlformats.org/markup-compatibility/2006" xmlns:wpc="http://schemas.microsoft.com/office/word/2010/wordprocessingCanvas" xmlns="" val="0"/>
                               </a:ext>
                             </a:extLst>
                           </a:blip>
@@ -26641,8 +26912,8 @@
                 <w:noProof/>
                 <w:sz w:val="24"/>
                 <w:szCs w:val="24"/>
-              </w:rPr>
-              <w:lastRenderedPageBreak/>
+                <w:lang w:bidi="ta-IN"/>
+              </w:rPr>
               <w:drawing>
                 <wp:inline distT="0" distB="0" distL="0" distR="0">
                   <wp:extent cx="4362450" cy="828675"/>
@@ -26664,7 +26935,7 @@
                           <a:blip r:embed="rId8" cstate="print">
                             <a:extLst>
                               <a:ext uri="{28A0092B-C50C-407E-A947-70E740481C1C}">
-                                <a14:useLocalDpi xmlns="" xmlns:wpc="http://schemas.microsoft.com/office/word/2010/wordprocessingCanvas" xmlns:mc="http://schemas.openxmlformats.org/markup-compatibility/2006" xmlns:o="urn:schemas-microsoft-com:office:office" xmlns:v="urn:schemas-microsoft-com:vml" xmlns:wp14="http://schemas.microsoft.com/office/word/2010/wordprocessingDrawing" xmlns:w10="urn:schemas-microsoft-com:office:word" xmlns:w="http://schemas.openxmlformats.org/wordprocessingml/2006/main" xmlns:w14="http://schemas.microsoft.com/office/word/2010/wordml" xmlns:w15="http://schemas.microsoft.com/office/word/2012/wordml" xmlns:wpg="http://schemas.microsoft.com/office/word/2010/wordprocessingGroup" xmlns:wpi="http://schemas.microsoft.com/office/word/2010/wordprocessingInk" xmlns:wps="http://schemas.microsoft.com/office/word/2010/wordprocessingShape" xmlns:a14="http://schemas.microsoft.com/office/drawing/2010/main" val="0"/>
+                                <a14:useLocalDpi xmlns:a14="http://schemas.microsoft.com/office/drawing/2010/main" xmlns:wps="http://schemas.microsoft.com/office/word/2010/wordprocessingShape" xmlns:wpi="http://schemas.microsoft.com/office/word/2010/wordprocessingInk" xmlns:wpg="http://schemas.microsoft.com/office/word/2010/wordprocessingGroup" xmlns:w15="http://schemas.microsoft.com/office/word/2012/wordml" xmlns:w14="http://schemas.microsoft.com/office/word/2010/wordml" xmlns:w="http://schemas.openxmlformats.org/wordprocessingml/2006/main" xmlns:w10="urn:schemas-microsoft-com:office:word" xmlns:wp14="http://schemas.microsoft.com/office/word/2010/wordprocessingDrawing" xmlns:v="urn:schemas-microsoft-com:vml" xmlns:o="urn:schemas-microsoft-com:office:office" xmlns:mc="http://schemas.openxmlformats.org/markup-compatibility/2006" xmlns:wpc="http://schemas.microsoft.com/office/word/2010/wordprocessingCanvas" xmlns="" val="0"/>
                               </a:ext>
                             </a:extLst>
                           </a:blip>
@@ -28243,6 +28514,7 @@
           <w:sz w:val="24"/>
           <w:szCs w:val="24"/>
         </w:rPr>
+        <w:lastRenderedPageBreak/>
         <w:t>Department Coordinator</w:t>
       </w:r>
       <w:r>
@@ -28347,7 +28619,7 @@
 
 <file path=word/endnotes.xml><?xml version="1.0" encoding="utf-8"?>
 <w:endnotes xmlns:ve="http://schemas.openxmlformats.org/markup-compatibility/2006" xmlns:o="urn:schemas-microsoft-com:office:office" xmlns:r="http://schemas.openxmlformats.org/officeDocument/2006/relationships" xmlns:m="http://schemas.openxmlformats.org/officeDocument/2006/math" xmlns:v="urn:schemas-microsoft-com:vml" xmlns:wp="http://schemas.openxmlformats.org/drawingml/2006/wordprocessingDrawing" xmlns:w10="urn:schemas-microsoft-com:office:word" xmlns:w="http://schemas.openxmlformats.org/wordprocessingml/2006/main" xmlns:wne="http://schemas.microsoft.com/office/word/2006/wordml">
-  <w:endnote w:type="separator" w:id="0">
+  <w:endnote w:type="separator" w:id="-1">
     <w:p>
       <w:pPr>
         <w:spacing w:after="0" w:line="240" w:lineRule="auto"/>
@@ -28357,7 +28629,7 @@
       </w:r>
     </w:p>
   </w:endnote>
-  <w:endnote w:type="continuationSeparator" w:id="1">
+  <w:endnote w:type="continuationSeparator" w:id="0">
     <w:p>
       <w:pPr>
         <w:spacing w:after="0" w:line="240" w:lineRule="auto"/>
@@ -28402,7 +28674,7 @@
 
 <file path=word/footnotes.xml><?xml version="1.0" encoding="utf-8"?>
 <w:footnotes xmlns:ve="http://schemas.openxmlformats.org/markup-compatibility/2006" xmlns:o="urn:schemas-microsoft-com:office:office" xmlns:r="http://schemas.openxmlformats.org/officeDocument/2006/relationships" xmlns:m="http://schemas.openxmlformats.org/officeDocument/2006/math" xmlns:v="urn:schemas-microsoft-com:vml" xmlns:wp="http://schemas.openxmlformats.org/drawingml/2006/wordprocessingDrawing" xmlns:w10="urn:schemas-microsoft-com:office:word" xmlns:w="http://schemas.openxmlformats.org/wordprocessingml/2006/main" xmlns:wne="http://schemas.microsoft.com/office/word/2006/wordml">
-  <w:footnote w:type="separator" w:id="0">
+  <w:footnote w:type="separator" w:id="-1">
     <w:p>
       <w:pPr>
         <w:spacing w:after="0" w:line="240" w:lineRule="auto"/>
@@ -28412,7 +28684,7 @@
       </w:r>
     </w:p>
   </w:footnote>
-  <w:footnote w:type="continuationSeparator" w:id="1">
+  <w:footnote w:type="continuationSeparator" w:id="0">
     <w:p>
       <w:pPr>
         <w:spacing w:after="0" w:line="240" w:lineRule="auto"/>
@@ -30507,7 +30779,7 @@
 </file>
 
 <file path=customXml/itemProps1.xml><?xml version="1.0" encoding="utf-8"?>
-<ds:datastoreItem xmlns:ds="http://schemas.openxmlformats.org/officeDocument/2006/customXml" ds:itemID="{2CFE8864-4A2B-4A87-AD40-866AA3E4CCE2}">
+<ds:datastoreItem xmlns:ds="http://schemas.openxmlformats.org/officeDocument/2006/customXml" ds:itemID="{5DA1AAF0-2D4C-43CD-9D55-6147EA27E1EC}">
   <ds:schemaRefs>
     <ds:schemaRef ds:uri="http://schemas.openxmlformats.org/officeDocument/2006/bibliography"/>
   </ds:schemaRefs>
